--- a/final_agile.docx
+++ b/final_agile.docx
@@ -5556,6 +5556,30 @@
                 <w:szCs w:val="24"/>
               </w:rPr>
             </w:pPr>
+            <w:r>
+              <w:rPr>
+                <w:rFonts w:ascii="Times New Roman" w:eastAsia="Times New Roman" w:hAnsi="Times New Roman" w:cs="Times New Roman"/>
+                <w:sz w:val="24"/>
+                <w:szCs w:val="24"/>
+              </w:rPr>
+              <w:t>Stak</w:t>
+            </w:r>
+            <w:r>
+              <w:rPr>
+                <w:rFonts w:ascii="Times New Roman" w:eastAsia="Times New Roman" w:hAnsi="Times New Roman" w:cs="Times New Roman"/>
+                <w:sz w:val="24"/>
+                <w:szCs w:val="24"/>
+              </w:rPr>
+              <w:t>e</w:t>
+            </w:r>
+            <w:r>
+              <w:rPr>
+                <w:rFonts w:ascii="Times New Roman" w:eastAsia="Times New Roman" w:hAnsi="Times New Roman" w:cs="Times New Roman"/>
+                <w:sz w:val="24"/>
+                <w:szCs w:val="24"/>
+              </w:rPr>
+              <w:t>Holders</w:t>
+            </w:r>
           </w:p>
         </w:tc>
         <w:tc>
@@ -5585,6 +5609,14 @@
                 <w:szCs w:val="24"/>
               </w:rPr>
             </w:pPr>
+            <w:r>
+              <w:rPr>
+                <w:rFonts w:ascii="Times New Roman" w:eastAsia="Times New Roman" w:hAnsi="Times New Roman" w:cs="Times New Roman"/>
+                <w:sz w:val="24"/>
+                <w:szCs w:val="24"/>
+              </w:rPr>
+              <w:t>Product Owner</w:t>
+            </w:r>
           </w:p>
         </w:tc>
         <w:tc>
@@ -5614,6 +5646,14 @@
                 <w:szCs w:val="24"/>
               </w:rPr>
             </w:pPr>
+            <w:r>
+              <w:rPr>
+                <w:rFonts w:ascii="Times New Roman" w:eastAsia="Times New Roman" w:hAnsi="Times New Roman" w:cs="Times New Roman"/>
+                <w:sz w:val="24"/>
+                <w:szCs w:val="24"/>
+              </w:rPr>
+              <w:t>Scrum master</w:t>
+            </w:r>
           </w:p>
         </w:tc>
         <w:tc>
@@ -5643,6 +5683,14 @@
                 <w:szCs w:val="24"/>
               </w:rPr>
             </w:pPr>
+            <w:r>
+              <w:rPr>
+                <w:rFonts w:ascii="Times New Roman" w:eastAsia="Times New Roman" w:hAnsi="Times New Roman" w:cs="Times New Roman"/>
+                <w:sz w:val="24"/>
+                <w:szCs w:val="24"/>
+              </w:rPr>
+              <w:t>Developer</w:t>
+            </w:r>
           </w:p>
         </w:tc>
       </w:tr>
@@ -5759,6 +5807,14 @@
                 <w:szCs w:val="24"/>
               </w:rPr>
             </w:pPr>
+            <w:r>
+              <w:rPr>
+                <w:rFonts w:ascii="Times New Roman" w:eastAsia="Times New Roman" w:hAnsi="Times New Roman" w:cs="Times New Roman"/>
+                <w:sz w:val="24"/>
+                <w:szCs w:val="24"/>
+              </w:rPr>
+              <w:t>Phân tích rõ yêu cầu cảu stackholder vafmong muốn sử dụng tính năng đó như thế nào của stakeholder , sau đó rõ yêu cầu về tính năng thì thào luận cho scrum master và developer để có đánh giá và hướng làm việc</w:t>
+            </w:r>
           </w:p>
         </w:tc>
       </w:tr>
